--- a/docs/Product_Requirements_Integration_Spec_Questionnaire.docx
+++ b/docs/Product_Requirements_Integration_Spec_Questionnaire.docx
@@ -648,6 +648,158 @@
       </w:r>
     </w:p>
     <w:p>
+      <w:pPr>
+        <w:pStyle w:val="Heading2"/>
+      </w:pPr>
+      <w:r>
+        <w:rPr>
+          <w:color w:val="004F9F"/>
+        </w:rPr>
+        <w:t>1.5 Where the need arises</w:t>
+      </w:r>
+    </w:p>
+    <w:p>
+      <w:r>
+        <w:t>The diagram below is the argument for building this. It is drawn in terms of</w:t>
+      </w:r>
+    </w:p>
+    <w:p>
+      <w:r>
+        <w:t>who is doing what and where the work goes wrong — no components, because at</w:t>
+      </w:r>
+    </w:p>
+    <w:p>
+      <w:r>
+        <w:t>this point in the reasoning none have been chosen.</w:t>
+      </w:r>
+    </w:p>
+    <w:p>
+      <w:pPr>
+        <w:shd w:val="clear" w:color="auto" w:fill="F2F2F2"/>
+      </w:pPr>
+      <w:r>
+        <w:rPr>
+          <w:rFonts w:ascii="Consolas" w:hAnsi="Consolas"/>
+          <w:sz w:val="18"/>
+        </w:rPr>
+        <w:t xml:space="preserve">  TODAY — the decisions are discovered late, by whoever happens to know</w:t>
+        <w:br/>
+        <w:br/>
+        <w:t xml:space="preserve">  Business asks         Engineer receives            Engineer builds</w:t>
+        <w:br/>
+        <w:t xml:space="preserve">  for an interface      a human-readable spec        against the platform</w:t>
+        <w:br/>
+        <w:t xml:space="preserve">       │                       │                            │</w:t>
+        <w:br/>
+        <w:t xml:space="preserve">       │  "send admissions     │  intent is clear           │  platform demands</w:t>
+        <w:br/>
+        <w:t xml:space="preserve">       │   to the lab"         │  decisions are absent      │  ~15 decisions</w:t>
+        <w:br/>
+        <w:t xml:space="preserve">       ▼                       ▼                            ▼</w:t>
+        <w:br/>
+        <w:t xml:space="preserve">  ┌──────────┐          ┌──────────────┐            ┌────────────────────┐</w:t>
+        <w:br/>
+        <w:t xml:space="preserve">  │  intent  │─────────▶│  a document  │───────────▶│  ????              │</w:t>
+        <w:br/>
+        <w:t xml:space="preserve">  └──────────┘          │  written for │            │  ack mode?         │</w:t>
+        <w:br/>
+        <w:t xml:space="preserve">                        │  humans      │            │  where do acks go? │</w:t>
+        <w:br/>
+        <w:t xml:space="preserve">                        └──────────────┘            │  failure path?     │</w:t>
+        <w:br/>
+        <w:t xml:space="preserve">                                                    │  ordering?         │</w:t>
+        <w:br/>
+        <w:t xml:space="preserve">                                                    │  schema version?   │</w:t>
+        <w:br/>
+        <w:t xml:space="preserve">                                                    └─────────┬──────────┘</w:t>
+        <w:br/>
+        <w:t xml:space="preserve">                                                              │</w:t>
+        <w:br/>
+        <w:t xml:space="preserve">                                     ┌────────────────────────┴───────────┐</w:t>
+        <w:br/>
+        <w:t xml:space="preserve">                                     ▼                                    ▼</w:t>
+        <w:br/>
+        <w:t xml:space="preserve">                            experienced engineer              anyone else</w:t>
+        <w:br/>
+        <w:t xml:space="preserve">                            asks the right questions          guesses, or is</w:t>
+        <w:br/>
+        <w:t xml:space="preserve">                            (slow, unrepeatable,              never asked</w:t>
+        <w:br/>
+        <w:t xml:space="preserve">                            depends who is assigned)          (silent defect)</w:t>
+        <w:br/>
+        <w:br/>
+        <w:br/>
+        <w:t xml:space="preserve">  THE SHIFT — an agent removes the build effort, so the constraint moves upstream</w:t>
+        <w:br/>
+        <w:br/>
+        <w:t xml:space="preserve">           build effort ▼▼▼        specification quality ▲▲▲ now the bottleneck</w:t>
+        <w:br/>
+        <w:br/>
+        <w:t xml:space="preserve">           The agent will either ASK (costing turns, drifting from intent)</w:t>
+        <w:br/>
+        <w:t xml:space="preserve">           or ASSUME (costing a defect that survives the demo).</w:t>
+        <w:br/>
+        <w:t xml:space="preserve">           Neither is acceptable at scale. Both have the same cause:</w:t>
+        <w:br/>
+        <w:t xml:space="preserve">           the decisions were never captured.</w:t>
+        <w:br/>
+        <w:br/>
+        <w:br/>
+        <w:t xml:space="preserve">  WITH THIS PRODUCT — the same decisions, asked up front, by the tool</w:t>
+        <w:br/>
+        <w:br/>
+        <w:t xml:space="preserve">  Business asks         Engineer answers             Agent receives</w:t>
+        <w:br/>
+        <w:t xml:space="preserve">  for an interface      a guided question set        a complete specification</w:t>
+        <w:br/>
+        <w:t xml:space="preserve">       │                       │                            │</w:t>
+        <w:br/>
+        <w:t xml:space="preserve">       │                       │  every decision the        │  nothing to guess,</w:t>
+        <w:br/>
+        <w:t xml:space="preserve">       │                       │  build requires is         │  little to ask</w:t>
+        <w:br/>
+        <w:t xml:space="preserve">       ▼                       ▼  asked or explicitly       ▼</w:t>
+        <w:br/>
+        <w:t xml:space="preserve">  ┌──────────┐          ┌──────────────┐  deferred   ┌────────────────────┐</w:t>
+        <w:br/>
+        <w:t xml:space="preserve">  │  intent  │─────────▶│  answered    │────────────▶│  buildable         │</w:t>
+        <w:br/>
+        <w:t xml:space="preserve">  └──────────┘          │  decisions   │             │  specification     │</w:t>
+        <w:br/>
+        <w:t xml:space="preserve">                        └──────────────┘             └────────────────────┘</w:t>
+        <w:br/>
+        <w:t xml:space="preserve">                               ▲</w:t>
+        <w:br/>
+        <w:t xml:space="preserve">                               │ options grounded in what this</w:t>
+        <w:br/>
+        <w:t xml:space="preserve">                               │ environment actually offers</w:t>
+        <w:br/>
+        <w:t xml:space="preserve">                        ┌──────┴───────┐</w:t>
+        <w:br/>
+        <w:t xml:space="preserve">                        │  reference   │</w:t>
+        <w:br/>
+        <w:t xml:space="preserve">                        │  data        │</w:t>
+        <w:br/>
+        <w:t xml:space="preserve">                        └──────────────┘</w:t>
+      </w:r>
+    </w:p>
+    <w:p>
+      <w:r>
+        <w:t>The product's whole job is the middle box: turn intent into answered decisions</w:t>
+      </w:r>
+    </w:p>
+    <w:p>
+      <w:r>
+        <w:rPr>
+          <w:b/>
+        </w:rPr>
+        <w:t>before</w:t>
+      </w:r>
+      <w:r>
+        <w:t xml:space="preserve"> anyone or anything starts building.</w:t>
+      </w:r>
+    </w:p>
+    <w:p>
       <w:r>
         <w:br/>
       </w:r>
@@ -1031,6 +1183,183 @@
       </w:tr>
     </w:tbl>
     <w:p/>
+    <w:p>
+      <w:pPr>
+        <w:pStyle w:val="Heading2"/>
+      </w:pPr>
+      <w:r>
+        <w:rPr>
+          <w:color w:val="004F9F"/>
+        </w:rPr>
+        <w:t>2.4 Needs the product must satisfy</w:t>
+      </w:r>
+    </w:p>
+    <w:p>
+      <w:r>
+        <w:t>Each need below belongs to an actor and earns its requirements. A capability</w:t>
+      </w:r>
+    </w:p>
+    <w:p>
+      <w:r>
+        <w:t>that traces to no need does not belong in this build.</w:t>
+      </w:r>
+    </w:p>
+    <w:p>
+      <w:pPr>
+        <w:shd w:val="clear" w:color="auto" w:fill="F2F2F2"/>
+      </w:pPr>
+      <w:r>
+        <w:rPr>
+          <w:rFonts w:ascii="Consolas" w:hAnsi="Consolas"/>
+          <w:sz w:val="18"/>
+        </w:rPr>
+        <w:t xml:space="preserve">  ACTOR NEED                        WHAT THE PRODUCT MUST DO           SO THAT</w:t>
+        <w:br/>
+        <w:t xml:space="preserve">  ───────────────────────────────────────────────────────────────────────────────</w:t>
+        <w:br/>
+        <w:br/>
+        <w:t xml:space="preserve">  Integration Engineer</w:t>
+        <w:br/>
+        <w:t xml:space="preserve">  ─────────────────────</w:t>
+        <w:br/>
+        <w:t xml:space="preserve">  "I know the clinical intent   ──▶ Ask the platform's required    ──▶ Expertise</w:t>
+        <w:br/>
+        <w:t xml:space="preserve">   but not what the platform        decisions in plain language        stops being</w:t>
+        <w:br/>
+        <w:t xml:space="preserve">   needs to be told"                                                   the gate</w:t>
+        <w:br/>
+        <w:br/>
+        <w:t xml:space="preserve">  "I don't know which of these  ──▶ Offer only what this            ──▶ No invented</w:t>
+        <w:br/>
+        <w:t xml:space="preserve">   options my site supports"        environment actually provides       or unavailable</w:t>
+        <w:br/>
+        <w:t xml:space="preserve">                                                                        choices</w:t>
+        <w:br/>
+        <w:br/>
+        <w:t xml:space="preserve">  "Typing a form is slower      ──▶ Accept a free description and  ──▶ Speed without</w:t>
+        <w:br/>
+        <w:t xml:space="preserve">   than describing it"              fill the form for review           losing rigour</w:t>
+        <w:br/>
+        <w:br/>
+        <w:t xml:space="preserve">  "I don't want to be blamed    ──▶ Show exactly what will be      ──▶ Trust in what</w:t>
+        <w:br/>
+        <w:t xml:space="preserve">   for what the agent assumed"      handed over, before handover       gets built</w:t>
+        <w:br/>
+        <w:br/>
+        <w:t xml:space="preserve">  "Unknowns shouldn't become    ──▶ Let a decision be deferred     ──▶ Silence never</w:t>
+        <w:br/>
+        <w:t xml:space="preserve">   silent guesses"                  explicitly, and carry it           reads as</w:t>
+        <w:br/>
+        <w:t xml:space="preserve">                                    forward as an open question        agreement</w:t>
+        <w:br/>
+        <w:br/>
+        <w:t xml:space="preserve">  "Last month's interface is    ──▶ Save, search and reopen        ──▶ Specifications</w:t>
+        <w:br/>
+        <w:t xml:space="preserve">   nearly the same as this one"     past specifications                become assets</w:t>
+        <w:br/>
+        <w:br/>
+        <w:t xml:space="preserve">  Reviewer / Operator</w:t>
+        <w:br/>
+        <w:t xml:space="preserve">  ─────────────────────</w:t>
+        <w:br/>
+        <w:t xml:space="preserve">  "I must review without        ──▶ Separate producing a spec      ──▶ Review is safe</w:t>
+        <w:br/>
+        <w:t xml:space="preserve">   risking a build"                 from triggering a build</w:t>
+        <w:br/>
+        <w:br/>
+        <w:t xml:space="preserve">  Administrator</w:t>
+        <w:br/>
+        <w:t xml:space="preserve">  ─────────────────────</w:t>
+        <w:br/>
+        <w:t xml:space="preserve">  "Our practice changes"        ──▶ Question set and reference     ──▶ No code change</w:t>
+        <w:br/>
+        <w:t xml:space="preserve">                                    data maintained as data            to change policy</w:t>
+        <w:br/>
+        <w:br/>
+        <w:t xml:space="preserve">  Build agent  (consumer, not a user)</w:t>
+        <w:br/>
+        <w:t xml:space="preserve">  ─────────────────────</w:t>
+        <w:br/>
+        <w:t xml:space="preserve">  "I must not have to guess"    ──▶ Emit machine-readable answers  ──▶ Fewer turns,</w:t>
+        <w:br/>
+        <w:t xml:space="preserve">                                    alongside human-readable prose     fewer assumptions</w:t>
+      </w:r>
+    </w:p>
+    <w:p>
+      <w:pPr>
+        <w:pStyle w:val="Heading2"/>
+      </w:pPr>
+      <w:r>
+        <w:rPr>
+          <w:color w:val="004F9F"/>
+        </w:rPr>
+        <w:t>2.5 Lifecycle of a specification</w:t>
+      </w:r>
+    </w:p>
+    <w:p>
+      <w:r>
+        <w:t>State belongs to the specification, not to any screen. A build is a</w:t>
+      </w:r>
+    </w:p>
+    <w:p>
+      <w:r>
+        <w:rPr>
+          <w:b/>
+        </w:rPr>
+        <w:t>consequence</w:t>
+      </w:r>
+      <w:r>
+        <w:t xml:space="preserve"> of a specification, never a side effect of editing one.</w:t>
+      </w:r>
+    </w:p>
+    <w:p>
+      <w:pPr>
+        <w:shd w:val="clear" w:color="auto" w:fill="F2F2F2"/>
+      </w:pPr>
+      <w:r>
+        <w:rPr>
+          <w:rFonts w:ascii="Consolas" w:hAnsi="Consolas"/>
+          <w:sz w:val="18"/>
+        </w:rPr>
+        <w:t xml:space="preserve">        ┌───────────┐   answer / describe    ┌───────────┐</w:t>
+        <w:br/>
+        <w:t xml:space="preserve">        │  empty    │───────────────────────▶│  partial  │◀────┐</w:t>
+        <w:br/>
+        <w:t xml:space="preserve">        └───────────┘                        └─────┬─────┘     │ reopen</w:t>
+        <w:br/>
+        <w:t xml:space="preserve">                                                   │           │ and revise</w:t>
+        <w:br/>
+        <w:t xml:space="preserve">                            all required answered  │           │</w:t>
+        <w:br/>
+        <w:t xml:space="preserve">                                   or deferred     ▼           │</w:t>
+        <w:br/>
+        <w:t xml:space="preserve">                                             ┌───────────┐     │</w:t>
+        <w:br/>
+        <w:t xml:space="preserve">                              ┌─────────────▶│ complete  │─────┘</w:t>
+        <w:br/>
+        <w:t xml:space="preserve">                              │              └─────┬─────┘</w:t>
+        <w:br/>
+        <w:t xml:space="preserve">                        save  │                    │ review, then hand over</w:t>
+        <w:br/>
+        <w:t xml:space="preserve">                     (at any  │                    ▼</w:t>
+        <w:br/>
+        <w:t xml:space="preserve">                       point) │              ┌───────────┐</w:t>
+        <w:br/>
+        <w:t xml:space="preserve">                              └──────────────│ handed to │</w:t>
+        <w:br/>
+        <w:t xml:space="preserve">                                             │ the agent │</w:t>
+        <w:br/>
+        <w:t xml:space="preserve">                                             └───────────┘</w:t>
+        <w:br/>
+        <w:t xml:space="preserve">                                                   │</w:t>
+        <w:br/>
+        <w:t xml:space="preserve">                          the handed-over text is retained verbatim,</w:t>
+        <w:br/>
+        <w:t xml:space="preserve">                          because what was sent is the record — not</w:t>
+        <w:br/>
+        <w:t xml:space="preserve">                          what the answers would render today</w:t>
+      </w:r>
+    </w:p>
     <w:p>
       <w:r>
         <w:br/>

--- a/docs/Product_Requirements_Integration_Spec_Questionnaire.docx
+++ b/docs/Product_Requirements_Integration_Spec_Questionnaire.docx
@@ -30,7 +30,7 @@
           <w:i/>
           <w:color w:val="555555"/>
         </w:rPr>
-        <w:t xml:space="preserve"> the engineer who will build this. Written to be implementable without reference to any existing codebase.</w:t>
+        <w:t xml:space="preserve"> the team who will build this. States what the product must do and why; every decision about how is deliberately left to the build team.</w:t>
       </w:r>
     </w:p>
     <w:p>
@@ -2381,16 +2381,7 @@
           <w:p>
             <w:r/>
             <w:r>
-              <w:t xml:space="preserve">The question set is </w:t>
-            </w:r>
-            <w:r>
-              <w:rPr>
-                <w:b/>
-              </w:rPr>
-              <w:t>defined as data</w:t>
-            </w:r>
-            <w:r>
-              <w:t>, not hard-coded, so questions can be added, removed, reordered or relabelled without changing rendering logic.</w:t>
+              <w:t>What gets asked must be changeable — questions added, removed, reordered, relabelled — as an act of maintenance rather than an act of development.</w:t>
             </w:r>
           </w:p>
         </w:tc>
@@ -3074,7 +3065,7 @@
           <w:p>
             <w:r/>
             <w:r>
-              <w:t>The system produces a specification artefact in the form the downstream consumer expects.</w:t>
+              <w:t>The specification must be something the build agent can act on directly, with no manual step between the two.</w:t>
             </w:r>
           </w:p>
         </w:tc>
@@ -3098,7 +3089,7 @@
           <w:p>
             <w:r/>
             <w:r>
-              <w:t>A human-readable rendering and a machine-readable payload are both available; the machine-readable form is authoritative where they could differ.</w:t>
+              <w:t>The specification must be readable by the person who has to approve it and unambiguous to the agent that has to act on it. Where those two purposes could diverge, the agent must not have to interpret prose.</w:t>
             </w:r>
           </w:p>
         </w:tc>
@@ -3122,7 +3113,7 @@
           <w:p>
             <w:r/>
             <w:r>
-              <w:t>The machine-readable payload is keyed to the vocabulary the downstream consumer uses, so it maps to actions without inference.</w:t>
+              <w:t>The specification must reach the agent in the agent's own vocabulary, so that nothing is lost or guessed in translation.</w:t>
             </w:r>
           </w:p>
         </w:tc>
@@ -3146,7 +3137,7 @@
           <w:p>
             <w:r/>
             <w:r>
-              <w:t>An absent value in the payload means *not specified*, and the artefact must instruct the consumer to ask rather than assume.</w:t>
+              <w:t>An unanswered question must reach the agent as an open question. Absence must never be readable as agreement.</w:t>
             </w:r>
           </w:p>
         </w:tc>
@@ -3358,7 +3349,7 @@
           <w:p>
             <w:r/>
             <w:r>
-              <w:t>Both the answers and the generated specification are stored. Neither alone is sufficient: answers cannot reproduce an edited artefact, and the artefact cannot repopulate the form.</w:t>
+              <w:t>Reopening a specification must restore the user to where they left off, and must also show exactly what was handed over. Both are needed: one is the work, the other is the record.</w:t>
             </w:r>
           </w:p>
         </w:tc>
@@ -3511,7 +3502,7 @@
           <w:p>
             <w:r/>
             <w:r>
-              <w:t>Search executes at the data source across the attributes a user would recall, so a large history is never transferred to the client to be filtered.</w:t>
+              <w:t>A user must be able to find a past specification by anything they are likely to remember about it, and finding it must stay fast as history grows.</w:t>
             </w:r>
           </w:p>
         </w:tc>
@@ -3647,12 +3638,17 @@
         <w:rPr>
           <w:color w:val="004F9F"/>
         </w:rPr>
-        <w:t>5. Data requirements</w:t>
+        <w:t>5. What the product must remember</w:t>
       </w:r>
     </w:p>
     <w:p>
       <w:r>
-        <w:t>Described as entities, not as a schema for any particular store.</w:t>
+        <w:t>Stated as information the product is responsible for, not as a schema. How it</w:t>
+      </w:r>
+    </w:p>
+    <w:p>
+      <w:r>
+        <w:t>is stored, and in what shape, is a build decision.</w:t>
       </w:r>
     </w:p>
     <w:tbl>
@@ -3663,14 +3659,13 @@
         <w:tblLook w:firstColumn="1" w:firstRow="1" w:lastColumn="0" w:lastRow="0" w:noHBand="0" w:noVBand="1" w:val="04A0"/>
       </w:tblPr>
       <w:tblGrid>
-        <w:gridCol w:w="2880"/>
-        <w:gridCol w:w="2880"/>
-        <w:gridCol w:w="2880"/>
+        <w:gridCol w:w="4320"/>
+        <w:gridCol w:w="4320"/>
       </w:tblGrid>
       <w:tr>
         <w:tc>
           <w:tcPr>
-            <w:tcW w:type="dxa" w:w="2880"/>
+            <w:tcW w:type="dxa" w:w="4320"/>
             <w:shd w:val="clear" w:color="auto" w:fill="004F9F"/>
           </w:tcPr>
           <w:p>
@@ -3685,13 +3680,13 @@
                 <w:b/>
                 <w:color w:val="FFFFFF"/>
               </w:rPr>
-              <w:t>Entity</w:t>
+              <w:t>Information</w:t>
             </w:r>
           </w:p>
         </w:tc>
         <w:tc>
           <w:tcPr>
-            <w:tcW w:type="dxa" w:w="2880"/>
+            <w:tcW w:type="dxa" w:w="4320"/>
             <w:shd w:val="clear" w:color="auto" w:fill="004F9F"/>
           </w:tcPr>
           <w:p>
@@ -3706,28 +3701,7 @@
                 <w:b/>
                 <w:color w:val="FFFFFF"/>
               </w:rPr>
-              <w:t>Purpose</w:t>
-            </w:r>
-          </w:p>
-        </w:tc>
-        <w:tc>
-          <w:tcPr>
-            <w:tcW w:type="dxa" w:w="2880"/>
-            <w:shd w:val="clear" w:color="auto" w:fill="004F9F"/>
-          </w:tcPr>
-          <w:p>
-            <w:r>
-              <w:rPr>
-                <w:b/>
-                <w:color w:val="FFFFFF"/>
-              </w:rPr>
-            </w:r>
-            <w:r>
-              <w:rPr>
-                <w:b/>
-                <w:color w:val="FFFFFF"/>
-              </w:rPr>
-              <w:t>Key attributes</w:t>
+              <w:t>Why the product needs it</w:t>
             </w:r>
           </w:p>
         </w:tc>
@@ -3735,7 +3709,7 @@
       <w:tr>
         <w:tc>
           <w:tcPr>
-            <w:tcW w:type="dxa" w:w="2880"/>
+            <w:tcW w:type="dxa" w:w="4320"/>
           </w:tcPr>
           <w:p>
             <w:r/>
@@ -3743,29 +3717,18 @@
               <w:rPr>
                 <w:b/>
               </w:rPr>
-              <w:t>Question set</w:t>
+              <w:t>The question set</w:t>
             </w:r>
           </w:p>
         </w:tc>
         <w:tc>
           <w:tcPr>
-            <w:tcW w:type="dxa" w:w="2880"/>
+            <w:tcW w:type="dxa" w:w="4320"/>
           </w:tcPr>
           <w:p>
             <w:r/>
             <w:r>
-              <w:t>The definition of what is asked</w:t>
-            </w:r>
-          </w:p>
-        </w:tc>
-        <w:tc>
-          <w:tcPr>
-            <w:tcW w:type="dxa" w:w="2880"/>
-          </w:tcPr>
-          <w:p>
-            <w:r/>
-            <w:r>
-              <w:t>Identifier, version, ordered areas, questions with type, tier, applicability condition, option source, default, and the downstream vocabulary term each answer maps to</w:t>
+              <w:t>So what gets asked can change as practice changes, without the product being rebuilt</w:t>
             </w:r>
           </w:p>
         </w:tc>
@@ -3773,7 +3736,7 @@
       <w:tr>
         <w:tc>
           <w:tcPr>
-            <w:tcW w:type="dxa" w:w="2880"/>
+            <w:tcW w:type="dxa" w:w="4320"/>
           </w:tcPr>
           <w:p>
             <w:r/>
@@ -3781,29 +3744,18 @@
               <w:rPr>
                 <w:b/>
               </w:rPr>
-              <w:t>Saved questionnaire</w:t>
+              <w:t>A captured questionnaire</w:t>
             </w:r>
           </w:p>
         </w:tc>
         <w:tc>
           <w:tcPr>
-            <w:tcW w:type="dxa" w:w="2880"/>
+            <w:tcW w:type="dxa" w:w="4320"/>
           </w:tcPr>
           <w:p>
             <w:r/>
             <w:r>
-              <w:t>One captured run</w:t>
-            </w:r>
-          </w:p>
-        </w:tc>
-        <w:tc>
-          <w:tcPr>
-            <w:tcW w:type="dxa" w:w="2880"/>
-          </w:tcPr>
-          <w:p>
-            <w:r/>
-            <w:r>
-              <w:t>Name, owner, target environment, answer set, generated specification text, output format, state (saved / handed over), completeness, favourite flag, created and last-updated timestamps</w:t>
+              <w:t>So work survives interruption, and so a specification becomes an asset that can be found and reused rather than a message that was sent once</w:t>
             </w:r>
           </w:p>
         </w:tc>
@@ -3811,7 +3763,7 @@
       <w:tr>
         <w:tc>
           <w:tcPr>
-            <w:tcW w:type="dxa" w:w="2880"/>
+            <w:tcW w:type="dxa" w:w="4320"/>
           </w:tcPr>
           <w:p>
             <w:r/>
@@ -3819,43 +3771,24 @@
               <w:rPr>
                 <w:b/>
               </w:rPr>
-              <w:t>Environment reference data</w:t>
+              <w:t>The options a site offers</w:t>
             </w:r>
           </w:p>
         </w:tc>
         <w:tc>
           <w:tcPr>
-            <w:tcW w:type="dxa" w:w="2880"/>
+            <w:tcW w:type="dxa" w:w="4320"/>
           </w:tcPr>
           <w:p>
             <w:r/>
             <w:r>
-              <w:t>Option sources</w:t>
-            </w:r>
-          </w:p>
-        </w:tc>
-        <w:tc>
-          <w:tcPr>
-            <w:tcW w:type="dxa" w:w="2880"/>
-          </w:tcPr>
-          <w:p>
-            <w:r/>
-            <w:r>
-              <w:t>Component identifier, kind, description, provenance</w:t>
+              <w:t>So the engineer chooses from what exists here rather than from a generic list</w:t>
             </w:r>
           </w:p>
         </w:tc>
       </w:tr>
     </w:tbl>
     <w:p/>
-    <w:p>
-      <w:r>
-        <w:rPr>
-          <w:b/>
-        </w:rPr>
-        <w:t>Requirements</w:t>
-      </w:r>
-    </w:p>
     <w:tbl>
       <w:tblPr>
         <w:tblStyle w:val="LightGrid-Accent1"/>
@@ -3930,7 +3863,7 @@
           <w:p>
             <w:r/>
             <w:r>
-              <w:t>The answer set must accommodate repeating groups of unbounded size (destinations, field mappings) without schema change.</w:t>
+              <w:t>Lists a user can extend without limit — destinations, field mappings — must be capturable however long they run. A user must never be told they have reached a maximum.</w:t>
             </w:r>
           </w:p>
         </w:tc>
@@ -3954,7 +3887,7 @@
           <w:p>
             <w:r/>
             <w:r>
-              <w:t>The generated specification is stored as captured, including any user edits made at preview time.</w:t>
+              <w:t>What was handed over is retained exactly as handed over, including any edit made at review time. The record is what was sent, not what the answers would produce today.</w:t>
             </w:r>
           </w:p>
         </w:tc>
@@ -3978,7 +3911,7 @@
           <w:p>
             <w:r/>
             <w:r>
-              <w:t>The record notes the question-set version it was captured against, so a later reload can detect that the question set has moved on.</w:t>
+              <w:t>A specification captured against an older question set must be recognisable as such when reopened, so the user is not silently shown something different from what they answered.</w:t>
             </w:r>
           </w:p>
         </w:tc>
@@ -4002,25 +3935,7 @@
           <w:p>
             <w:r/>
             <w:r>
-              <w:t xml:space="preserve">Records must distinguish </w:t>
-            </w:r>
-            <w:r>
-              <w:rPr>
-                <w:b/>
-              </w:rPr>
-              <w:t>created</w:t>
-            </w:r>
-            <w:r>
-              <w:t xml:space="preserve"> from </w:t>
-            </w:r>
-            <w:r>
-              <w:rPr>
-                <w:b/>
-              </w:rPr>
-              <w:t>last updated</w:t>
-            </w:r>
-            <w:r>
-              <w:t>; the worklist orders and displays on last updated.</w:t>
+              <w:t>The worklist orders and displays on when the user last touched a specification, which is what they remember; when it was first created must remain available.</w:t>
             </w:r>
           </w:p>
         </w:tc>
@@ -4044,7 +3959,7 @@
           <w:p>
             <w:r/>
             <w:r>
-              <w:t>Updating a record replaces stored content rather than appending to it.</w:t>
+              <w:t>Reopening and re-saving a specification updates it. Re-saving must never produce a second entry for the same specification, and must never leave remnants of the previous version.</w:t>
             </w:r>
           </w:p>
         </w:tc>
@@ -4064,7 +3979,17 @@
         <w:rPr>
           <w:color w:val="004F9F"/>
         </w:rPr>
-        <w:t>6. Integration requirements</w:t>
+        <w:t>6. Product constraints</w:t>
+      </w:r>
+    </w:p>
+    <w:p>
+      <w:r>
+        <w:t>Constraints on the outcome, not on the design. Where a constraint exists, the</w:t>
+      </w:r>
+    </w:p>
+    <w:p>
+      <w:r>
+        <w:t>reason is stated so the build can satisfy it in whatever way is soundest.</w:t>
       </w:r>
     </w:p>
     <w:tbl>
@@ -4117,7 +4042,7 @@
                 <w:b/>
                 <w:color w:val="FFFFFF"/>
               </w:rPr>
-              <w:t>Requirement</w:t>
+              <w:t>Constraint</w:t>
             </w:r>
           </w:p>
         </w:tc>
@@ -4130,7 +4055,7 @@
           <w:p>
             <w:r/>
             <w:r>
-              <w:t>IR-1</w:t>
+              <w:t>PC-1</w:t>
             </w:r>
           </w:p>
         </w:tc>
@@ -4141,7 +4066,7 @@
           <w:p>
             <w:r/>
             <w:r>
-              <w:t>The questionnaire is a client of existing services. It must not require a new backend surface where an existing one serves — specifically it should reuse the existing consumer interface, environment metadata interface, and authentication.</w:t>
+              <w:t>This is a component of an existing product, not a product of its own. It must arrive with that product and be available without a separate installation, licence or configuration step for the user.</w:t>
             </w:r>
           </w:p>
         </w:tc>
@@ -4154,7 +4079,7 @@
           <w:p>
             <w:r/>
             <w:r>
-              <w:t>IR-2</w:t>
+              <w:t>PC-2</w:t>
             </w:r>
           </w:p>
         </w:tc>
@@ -4165,7 +4090,7 @@
           <w:p>
             <w:r/>
             <w:r>
-              <w:t>Hand-over must use the contract the downstream consumer already accepts, so no new consumer pathway is introduced.</w:t>
+              <w:t>It must not introduce a second way for work to reach the build agent. Whatever pathway already carries a user's request must carry this one, so behaviour, governance and audit stay identical no matter how the specification was produced.</w:t>
             </w:r>
           </w:p>
         </w:tc>
@@ -4178,7 +4103,7 @@
           <w:p>
             <w:r/>
             <w:r>
-              <w:t>IR-3</w:t>
+              <w:t>PC-3</w:t>
             </w:r>
           </w:p>
         </w:tc>
@@ -4189,16 +4114,7 @@
           <w:p>
             <w:r/>
             <w:r>
-              <w:t xml:space="preserve">Interpretation of free text (FR-9) should run against a </w:t>
-            </w:r>
-            <w:r>
-              <w:rPr>
-                <w:b/>
-              </w:rPr>
-              <w:t>minimal, isolated configuration</w:t>
-            </w:r>
-            <w:r>
-              <w:t xml:space="preserve"> of the language model — no tools, no auxiliary knowledge, deterministic settings, single round trip. It is a transformation, not a reasoning task, and loading it with unnecessary capability adds cost, latency and failure modes.</w:t>
+              <w:t>Interpreting a free-text description is a translation task, not a reasoning task. It must be treated and resourced as such — the cost and latency of understanding a paragraph should not resemble the cost of building an interface.</w:t>
             </w:r>
           </w:p>
         </w:tc>
@@ -4211,7 +4127,7 @@
           <w:p>
             <w:r/>
             <w:r>
-              <w:t>IR-4</w:t>
+              <w:t>PC-4</w:t>
             </w:r>
           </w:p>
         </w:tc>
@@ -4222,7 +4138,7 @@
           <w:p>
             <w:r/>
             <w:r>
-              <w:t>The component must be deployable as part of the existing product package with no separate installation step.</w:t>
+              <w:t>The product must remain usable when any single supporting capability is unavailable. A user who cannot look up site options, or cannot have their description interpreted, must still be able to complete a specification by answering questions.</w:t>
             </w:r>
           </w:p>
         </w:tc>
@@ -4376,7 +4292,7 @@
           <w:p>
             <w:r/>
             <w:r>
-              <w:t>Embedded in a host application it must inherit the existing session; opened independently it must offer a clear authentication path rather than failing silently.</w:t>
+              <w:t>However the user arrives at the product, they must never be blocked without being told why or offered a way through. Signing in must never cost them work already entered.</w:t>
             </w:r>
           </w:p>
         </w:tc>
@@ -4400,13 +4316,7 @@
           <w:p>
             <w:r/>
             <w:r>
-              <w:rPr>
-                <w:b/>
-              </w:rPr>
-              <w:t>Records must be scoped to the environment the user is working in</w:t>
-            </w:r>
-            <w:r>
-              <w:t>, and that environment must be determined consistently on write and on read. See §9 — this is the single most likely defect in implementation.</w:t>
+              <w:t>A user must only see the specifications belonging to the environment they are working in, and must always see all of them. See §9 — this is the most commonly broken requirement in this product.</w:t>
             </w:r>
           </w:p>
         </w:tc>
@@ -4647,7 +4557,7 @@
           <w:p>
             <w:r/>
             <w:r>
-              <w:t>Immediate; no server round trip required</w:t>
+              <w:t>Immediate</w:t>
             </w:r>
           </w:p>
         </w:tc>
@@ -4739,12 +4649,27 @@
         <w:rPr>
           <w:color w:val="004F9F"/>
         </w:rPr>
-        <w:t>9. Implementation hazards</w:t>
+        <w:t>9. Failure modes the product must not exhibit</w:t>
       </w:r>
     </w:p>
     <w:p>
       <w:r>
-        <w:t>These are not hypothetical. Each was encountered building the reference implementation and each produced a defect that looked like something else.</w:t>
+        <w:t>These are stated as product requirements because each one was observed, and</w:t>
+      </w:r>
+    </w:p>
+    <w:p>
+      <w:r>
+        <w:t>each presented to the user as something other than its cause. None of them</w:t>
+      </w:r>
+    </w:p>
+    <w:p>
+      <w:r>
+        <w:t>prescribes a solution — how they are prevented is a build decision. Each must</w:t>
+      </w:r>
+    </w:p>
+    <w:p>
+      <w:r>
+        <w:t>have a test that would catch it.</w:t>
       </w:r>
     </w:p>
     <w:tbl>
@@ -4755,14 +4680,13 @@
         <w:tblLook w:firstColumn="1" w:firstRow="1" w:lastColumn="0" w:lastRow="0" w:noHBand="0" w:noVBand="1" w:val="04A0"/>
       </w:tblPr>
       <w:tblGrid>
-        <w:gridCol w:w="2880"/>
-        <w:gridCol w:w="2880"/>
-        <w:gridCol w:w="2880"/>
+        <w:gridCol w:w="4320"/>
+        <w:gridCol w:w="4320"/>
       </w:tblGrid>
       <w:tr>
         <w:tc>
           <w:tcPr>
-            <w:tcW w:type="dxa" w:w="2880"/>
+            <w:tcW w:type="dxa" w:w="4320"/>
             <w:shd w:val="clear" w:color="auto" w:fill="004F9F"/>
           </w:tcPr>
           <w:p>
@@ -4777,13 +4701,13 @@
                 <w:b/>
                 <w:color w:val="FFFFFF"/>
               </w:rPr>
-              <w:t>Hazard</w:t>
+              <w:t>The user sees</w:t>
             </w:r>
           </w:p>
         </w:tc>
         <w:tc>
           <w:tcPr>
-            <w:tcW w:type="dxa" w:w="2880"/>
+            <w:tcW w:type="dxa" w:w="4320"/>
             <w:shd w:val="clear" w:color="auto" w:fill="004F9F"/>
           </w:tcPr>
           <w:p>
@@ -4798,28 +4722,7 @@
                 <w:b/>
                 <w:color w:val="FFFFFF"/>
               </w:rPr>
-              <w:t>Consequence</w:t>
-            </w:r>
-          </w:p>
-        </w:tc>
-        <w:tc>
-          <w:tcPr>
-            <w:tcW w:type="dxa" w:w="2880"/>
-            <w:shd w:val="clear" w:color="auto" w:fill="004F9F"/>
-          </w:tcPr>
-          <w:p>
-            <w:r>
-              <w:rPr>
-                <w:b/>
-                <w:color w:val="FFFFFF"/>
-              </w:rPr>
-            </w:r>
-            <w:r>
-              <w:rPr>
-                <w:b/>
-                <w:color w:val="FFFFFF"/>
-              </w:rPr>
-              <w:t>Requirement</w:t>
+              <w:t>Why it is unacceptable</w:t>
             </w:r>
           </w:p>
         </w:tc>
@@ -4827,37 +4730,23 @@
       <w:tr>
         <w:tc>
           <w:tcPr>
-            <w:tcW w:type="dxa" w:w="2880"/>
+            <w:tcW w:type="dxa" w:w="4320"/>
           </w:tcPr>
           <w:p>
             <w:r/>
             <w:r>
-              <w:rPr>
-                <w:b/>
-              </w:rPr>
-              <w:t>Two meanings of "environment"</w:t>
+              <w:t>A saved specification does not appear in the worklist, although saving reported success</w:t>
             </w:r>
           </w:p>
         </w:tc>
         <w:tc>
           <w:tcPr>
-            <w:tcW w:type="dxa" w:w="2880"/>
+            <w:tcW w:type="dxa" w:w="4320"/>
           </w:tcPr>
           <w:p>
             <w:r/>
             <w:r>
-              <w:t>The environment the *user is working in* is not the environment an *interface targets*; the latter is an answer the user can type. Filing records under the answer makes them vanish from the owner's worklist the moment it is edited.</w:t>
-            </w:r>
-          </w:p>
-        </w:tc>
-        <w:tc>
-          <w:tcPr>
-            <w:tcW w:type="dxa" w:w="2880"/>
-          </w:tcPr>
-          <w:p>
-            <w:r/>
-            <w:r>
-              <w:t>Record identity uses the working environment. The target is specification content.</w:t>
+              <w:t>The user concludes the product loses work. Trust does not recover from this, and the user cannot diagnose it.</w:t>
             </w:r>
           </w:p>
         </w:tc>
@@ -4865,37 +4754,23 @@
       <w:tr>
         <w:tc>
           <w:tcPr>
-            <w:tcW w:type="dxa" w:w="2880"/>
+            <w:tcW w:type="dxa" w:w="4320"/>
           </w:tcPr>
           <w:p>
             <w:r/>
             <w:r>
-              <w:rPr>
-                <w:b/>
-              </w:rPr>
-              <w:t>Execution context ≠ user context</w:t>
+              <w:t>Work saved while in one working environment cannot be found from another, or disappears after an unrelated answer is edited</w:t>
             </w:r>
           </w:p>
         </w:tc>
         <w:tc>
           <w:tcPr>
-            <w:tcW w:type="dxa" w:w="2880"/>
+            <w:tcW w:type="dxa" w:w="4320"/>
           </w:tcPr>
           <w:p>
             <w:r/>
             <w:r>
-              <w:t>Where shared code runs in one environment and serves users in many, reading the execution context on query while storing the user's context on write means the two never match, and the worklist appears permanently empty while data is stored correctly.</w:t>
-            </w:r>
-          </w:p>
-        </w:tc>
-        <w:tc>
-          <w:tcPr>
-            <w:tcW w:type="dxa" w:w="2880"/>
-          </w:tcPr>
-          <w:p>
-            <w:r/>
-            <w:r>
-              <w:t>Resolve the user's environment from the request, identically on read and write.</w:t>
+              <w:t>Where a specification is filed must depend on who saved it and where they were working — never on an answer the user is free to change.</w:t>
             </w:r>
           </w:p>
         </w:tc>
@@ -4903,37 +4778,23 @@
       <w:tr>
         <w:tc>
           <w:tcPr>
-            <w:tcW w:type="dxa" w:w="2880"/>
+            <w:tcW w:type="dxa" w:w="4320"/>
           </w:tcPr>
           <w:p>
             <w:r/>
             <w:r>
-              <w:rPr>
-                <w:b/>
-              </w:rPr>
-              <w:t>Asset caching</w:t>
+              <w:t>A control is visible but does nothing when clicked — no message, no progress, no error</w:t>
             </w:r>
           </w:p>
         </w:tc>
         <w:tc>
           <w:tcPr>
-            <w:tcW w:type="dxa" w:w="2880"/>
+            <w:tcW w:type="dxa" w:w="4320"/>
           </w:tcPr>
           <w:p>
             <w:r/>
             <w:r>
-              <w:t>If the page document is revalidated but its scripts are not versioned, a current page can load a stale script. Controls render but do nothing — no error, no request, no clue.</w:t>
-            </w:r>
-          </w:p>
-        </w:tc>
-        <w:tc>
-          <w:tcPr>
-            <w:tcW w:type="dxa" w:w="2880"/>
-          </w:tcPr>
-          <w:p>
-            <w:r/>
-            <w:r>
-              <w:t>Version client assets so a document and its scripts are always a matched set.</w:t>
+              <w:t>The user has no next action. The product appears broken in a way they cannot report precisely.</w:t>
             </w:r>
           </w:p>
         </w:tc>
@@ -4941,37 +4802,23 @@
       <w:tr>
         <w:tc>
           <w:tcPr>
-            <w:tcW w:type="dxa" w:w="2880"/>
+            <w:tcW w:type="dxa" w:w="4320"/>
           </w:tcPr>
           <w:p>
             <w:r/>
             <w:r>
-              <w:rPr>
-                <w:b/>
-              </w:rPr>
-              <w:t>Seeded defaults leaking from hidden branches</w:t>
+              <w:t>The handed-over specification contains settings for a path the user never chose</w:t>
             </w:r>
           </w:p>
         </w:tc>
         <w:tc>
           <w:tcPr>
-            <w:tcW w:type="dxa" w:w="2880"/>
+            <w:tcW w:type="dxa" w:w="4320"/>
           </w:tcPr>
           <w:p>
             <w:r/>
             <w:r>
-              <w:t>Defaults initialised for every question, including inapplicable ones, will surface in output unless gated by the same applicability rule the user saw.</w:t>
-            </w:r>
-          </w:p>
-        </w:tc>
-        <w:tc>
-          <w:tcPr>
-            <w:tcW w:type="dxa" w:w="2880"/>
-          </w:tcPr>
-          <w:p>
-            <w:r/>
-            <w:r>
-              <w:t>Serialise only what was applicable.</w:t>
+              <w:t>The build agent acts on a decision the user never made. This is the exact failure the product exists to prevent, reintroduced by the product itself.</w:t>
             </w:r>
           </w:p>
         </w:tc>
@@ -4979,37 +4826,23 @@
       <w:tr>
         <w:tc>
           <w:tcPr>
-            <w:tcW w:type="dxa" w:w="2880"/>
+            <w:tcW w:type="dxa" w:w="4320"/>
           </w:tcPr>
           <w:p>
             <w:r/>
             <w:r>
-              <w:rPr>
-                <w:b/>
-              </w:rPr>
-              <w:t>Client-side filtering of an unbounded list</w:t>
+              <w:t>The worklist is fast in a demonstration and slow once real history accumulates</w:t>
             </w:r>
           </w:p>
         </w:tc>
         <w:tc>
           <w:tcPr>
-            <w:tcW w:type="dxa" w:w="2880"/>
+            <w:tcW w:type="dxa" w:w="4320"/>
           </w:tcPr>
           <w:p>
             <w:r/>
             <w:r>
-              <w:t>Works in demonstration, degrades in production.</w:t>
-            </w:r>
-          </w:p>
-        </w:tc>
-        <w:tc>
-          <w:tcPr>
-            <w:tcW w:type="dxa" w:w="2880"/>
-          </w:tcPr>
-          <w:p>
-            <w:r/>
-            <w:r>
-              <w:t>Filter and search at the data source.</w:t>
+              <w:t>Search must stay usable at the size a working team reaches, not the size a demonstration reaches.</w:t>
             </w:r>
           </w:p>
         </w:tc>
@@ -5017,37 +4850,23 @@
       <w:tr>
         <w:tc>
           <w:tcPr>
-            <w:tcW w:type="dxa" w:w="2880"/>
+            <w:tcW w:type="dxa" w:w="4320"/>
           </w:tcPr>
           <w:p>
             <w:r/>
             <w:r>
-              <w:rPr>
-                <w:b/>
-              </w:rPr>
-              <w:t>Optimistic UI without rollback</w:t>
+              <w:t>A star, a save, or any other confirmed action silently fails to persist</w:t>
             </w:r>
           </w:p>
         </w:tc>
         <w:tc>
           <w:tcPr>
-            <w:tcW w:type="dxa" w:w="2880"/>
+            <w:tcW w:type="dxa" w:w="4320"/>
           </w:tcPr>
           <w:p>
             <w:r/>
             <w:r>
-              <w:t>A favourite that silently fails to persist teaches users not to trust the tool.</w:t>
-            </w:r>
-          </w:p>
-        </w:tc>
-        <w:tc>
-          <w:tcPr>
-            <w:tcW w:type="dxa" w:w="2880"/>
-          </w:tcPr>
-          <w:p>
-            <w:r/>
-            <w:r>
-              <w:t>Reflect intent immediately; reconcile with the server; roll back visibly on failure.</w:t>
+              <w:t>Any action the product confirms must be true afterwards. If it cannot be, the failure must be visible at the moment it happens.</w:t>
             </w:r>
           </w:p>
         </w:tc>
